--- a/pr-preview/pr-400/linear-algebra-projections.docx
+++ b/pr-preview/pr-400/linear-algebra-projections.docx
@@ -15,7 +15,7 @@
         <w:pStyle w:val="Date"/>
       </w:pPr>
       <w:r>
-        <w:t xml:space="preserve">Last modified: 2026-10-19 01:31:44 (PDT)</w:t>
+        <w:t xml:space="preserve">Last modified: 2026-10-19 03:07:19 (PDT)</w:t>
       </w:r>
     </w:p>
     <w:bookmarkStart w:id="169" w:name="design-matrix"/>
@@ -45668,7 +45668,7 @@
           <w:rPr>
             <w:rStyle w:val="Hyperlink"/>
           </w:rPr>
-          <w:t xml:space="preserve">Example 21 in Inner Products and Orthogonality</w:t>
+          <w:t xml:space="preserve">Example 22 in Inner Products and Orthogonality</w:t>
         </w:r>
       </w:hyperlink>
       <w:r>
@@ -45685,7 +45685,7 @@
           <w:rPr>
             <w:rStyle w:val="Hyperlink"/>
           </w:rPr>
-          <w:t xml:space="preserve">Example 23 in Inner Products and Orthogonality</w:t>
+          <w:t xml:space="preserve">Example 24 in Inner Products and Orthogonality</w:t>
         </w:r>
       </w:hyperlink>
       <w:r>
